--- a/Class and sequence diagram.docx
+++ b/Class and sequence diagram.docx
@@ -5050,14 +5050,77 @@
       </w:r>
     </w:p>
     <w:p/>
-    <w:p/>
-    <w:p/>
     <w:p>
       <w:r>
         <w:rPr>
           <w:noProof/>
         </w:rPr>
         <w:lastRenderedPageBreak/>
+        <w:drawing>
+          <wp:anchor distT="0" distB="0" distL="114300" distR="114300" simplePos="0" relativeHeight="251680768" behindDoc="0" locked="0" layoutInCell="1" allowOverlap="1" wp14:anchorId="417EA2E5" wp14:editId="3F053E77">
+            <wp:simplePos x="914400" y="914400"/>
+            <wp:positionH relativeFrom="column">
+              <wp:align>left</wp:align>
+            </wp:positionH>
+            <wp:positionV relativeFrom="paragraph">
+              <wp:align>top</wp:align>
+            </wp:positionV>
+            <wp:extent cx="5943600" cy="4152900"/>
+            <wp:effectExtent l="0" t="0" r="0" b="0"/>
+            <wp:wrapSquare wrapText="bothSides"/>
+            <wp:docPr id="11" name="Picture 11"/>
+            <wp:cNvGraphicFramePr>
+              <a:graphicFrameLocks xmlns:a="http://schemas.openxmlformats.org/drawingml/2006/main" noChangeAspect="1"/>
+            </wp:cNvGraphicFramePr>
+            <a:graphic xmlns:a="http://schemas.openxmlformats.org/drawingml/2006/main">
+              <a:graphicData uri="http://schemas.openxmlformats.org/drawingml/2006/picture">
+                <pic:pic xmlns:pic="http://schemas.openxmlformats.org/drawingml/2006/picture">
+                  <pic:nvPicPr>
+                    <pic:cNvPr id="11" name="Picture 11"/>
+                    <pic:cNvPicPr/>
+                  </pic:nvPicPr>
+                  <pic:blipFill>
+                    <a:blip r:embed="rId31">
+                      <a:extLst>
+                        <a:ext uri="{28A0092B-C50C-407E-A947-70E740481C1C}">
+                          <a14:useLocalDpi xmlns:a14="http://schemas.microsoft.com/office/drawing/2010/main" val="0"/>
+                        </a:ext>
+                      </a:extLst>
+                    </a:blip>
+                    <a:stretch>
+                      <a:fillRect/>
+                    </a:stretch>
+                  </pic:blipFill>
+                  <pic:spPr>
+                    <a:xfrm>
+                      <a:off x="0" y="0"/>
+                      <a:ext cx="5943600" cy="4152900"/>
+                    </a:xfrm>
+                    <a:prstGeom prst="rect">
+                      <a:avLst/>
+                    </a:prstGeom>
+                  </pic:spPr>
+                </pic:pic>
+              </a:graphicData>
+            </a:graphic>
+          </wp:anchor>
+        </w:drawing>
+      </w:r>
+      <w:r>
+        <w:t>Najla Kuqi</w:t>
+      </w:r>
+      <w:r>
+        <w:br w:type="textWrapping" w:clear="all"/>
+      </w:r>
+    </w:p>
+    <w:p/>
+    <w:p/>
+    <w:p/>
+    <w:p>
+      <w:r>
+        <w:rPr>
+          <w:noProof/>
+        </w:rPr>
         <w:drawing>
           <wp:inline distT="0" distB="0" distL="0" distR="0" wp14:anchorId="62953B5F" wp14:editId="28ABB8DD">
             <wp:extent cx="6361961" cy="2240280"/>
@@ -5074,7 +5137,7 @@
                     <pic:cNvPicPr/>
                   </pic:nvPicPr>
                   <pic:blipFill>
-                    <a:blip r:embed="rId31">
+                    <a:blip r:embed="rId32">
                       <a:extLst>
                         <a:ext uri="{28A0092B-C50C-407E-A947-70E740481C1C}">
                           <a14:useLocalDpi xmlns:a14="http://schemas.microsoft.com/office/drawing/2010/main" val="0"/>
@@ -5104,6 +5167,7 @@
     <w:p/>
     <w:p>
       <w:r>
+        <w:lastRenderedPageBreak/>
         <w:t>Najla Kuqi</w:t>
       </w:r>
     </w:p>
@@ -5127,20 +5191,20 @@
     <w:p/>
     <w:p>
       <w:r>
+        <w:t>SQ027:</w:t>
+      </w:r>
+    </w:p>
+    <w:p/>
+    <w:p/>
+    <w:p>
+      <w:pPr>
+        <w:pStyle w:val="NormalWeb"/>
+      </w:pPr>
+      <w:r>
+        <w:rPr>
+          <w:noProof/>
+        </w:rPr>
         <w:lastRenderedPageBreak/>
-        <w:t>SQ027:</w:t>
-      </w:r>
-    </w:p>
-    <w:p/>
-    <w:p/>
-    <w:p>
-      <w:pPr>
-        <w:pStyle w:val="NormalWeb"/>
-      </w:pPr>
-      <w:r>
-        <w:rPr>
-          <w:noProof/>
-        </w:rPr>
         <w:drawing>
           <wp:inline distT="0" distB="0" distL="0" distR="0" wp14:anchorId="7992319E" wp14:editId="206860BC">
             <wp:extent cx="5808785" cy="4790386"/>
@@ -5159,7 +5223,7 @@
                     </pic:cNvPicPr>
                   </pic:nvPicPr>
                   <pic:blipFill>
-                    <a:blip r:embed="rId32">
+                    <a:blip r:embed="rId33">
                       <a:extLst>
                         <a:ext uri="{28A0092B-C50C-407E-A947-70E740481C1C}">
                           <a14:useLocalDpi xmlns:a14="http://schemas.microsoft.com/office/drawing/2010/main" val="0"/>
@@ -5201,15 +5265,15 @@
     <w:p/>
     <w:p>
       <w:r>
+        <w:t>SQ028:</w:t>
+      </w:r>
+    </w:p>
+    <w:p>
+      <w:r>
+        <w:rPr>
+          <w:noProof/>
+        </w:rPr>
         <w:lastRenderedPageBreak/>
-        <w:t>SQ028:</w:t>
-      </w:r>
-    </w:p>
-    <w:p>
-      <w:r>
-        <w:rPr>
-          <w:noProof/>
-        </w:rPr>
         <w:drawing>
           <wp:inline distT="0" distB="0" distL="0" distR="0" wp14:anchorId="40C7B597" wp14:editId="0DB44096">
             <wp:extent cx="5943600" cy="4658995"/>
@@ -5226,7 +5290,7 @@
                     <pic:cNvPicPr/>
                   </pic:nvPicPr>
                   <pic:blipFill>
-                    <a:blip r:embed="rId33">
+                    <a:blip r:embed="rId34">
                       <a:extLst>
                         <a:ext uri="{28A0092B-C50C-407E-A947-70E740481C1C}">
                           <a14:useLocalDpi xmlns:a14="http://schemas.microsoft.com/office/drawing/2010/main" val="0"/>
@@ -5270,15 +5334,15 @@
     <w:p/>
     <w:p>
       <w:r>
+        <w:t>SQ029:</w:t>
+      </w:r>
+    </w:p>
+    <w:p>
+      <w:r>
+        <w:rPr>
+          <w:noProof/>
+        </w:rPr>
         <w:lastRenderedPageBreak/>
-        <w:t>SQ029:</w:t>
-      </w:r>
-    </w:p>
-    <w:p>
-      <w:r>
-        <w:rPr>
-          <w:noProof/>
-        </w:rPr>
         <w:drawing>
           <wp:inline distT="0" distB="0" distL="0" distR="0" wp14:anchorId="2D3A9629" wp14:editId="2292032A">
             <wp:extent cx="5943600" cy="3210560"/>
@@ -5295,7 +5359,7 @@
                     <pic:cNvPicPr/>
                   </pic:nvPicPr>
                   <pic:blipFill>
-                    <a:blip r:embed="rId34">
+                    <a:blip r:embed="rId35">
                       <a:extLst>
                         <a:ext uri="{28A0092B-C50C-407E-A947-70E740481C1C}">
                           <a14:useLocalDpi xmlns:a14="http://schemas.microsoft.com/office/drawing/2010/main" val="0"/>
@@ -5374,7 +5438,7 @@
                     <pic:cNvPicPr/>
                   </pic:nvPicPr>
                   <pic:blipFill>
-                    <a:blip r:embed="rId35">
+                    <a:blip r:embed="rId36">
                       <a:extLst>
                         <a:ext uri="{28A0092B-C50C-407E-A947-70E740481C1C}">
                           <a14:useLocalDpi xmlns:a14="http://schemas.microsoft.com/office/drawing/2010/main" val="0"/>
@@ -5449,7 +5513,7 @@
                     <pic:cNvPicPr/>
                   </pic:nvPicPr>
                   <pic:blipFill>
-                    <a:blip r:embed="rId36">
+                    <a:blip r:embed="rId37">
                       <a:extLst>
                         <a:ext uri="{28A0092B-C50C-407E-A947-70E740481C1C}">
                           <a14:useLocalDpi xmlns:a14="http://schemas.microsoft.com/office/drawing/2010/main" val="0"/>
@@ -5524,7 +5588,6 @@
         <w:ind w:firstLine="720"/>
       </w:pPr>
       <w:r>
-        <w:lastRenderedPageBreak/>
         <w:t>SQ032</w:t>
       </w:r>
       <w:r>
@@ -5568,7 +5631,7 @@
                     <pic:cNvPicPr/>
                   </pic:nvPicPr>
                   <pic:blipFill>
-                    <a:blip r:embed="rId37">
+                    <a:blip r:embed="rId38">
                       <a:extLst>
                         <a:ext uri="{28A0092B-C50C-407E-A947-70E740481C1C}">
                           <a14:useLocalDpi xmlns:a14="http://schemas.microsoft.com/office/drawing/2010/main" val="0"/>
@@ -5704,6 +5767,7 @@
         </w:tabs>
       </w:pPr>
       <w:r>
+        <w:lastRenderedPageBreak/>
         <w:t>SQ033:</w:t>
       </w:r>
     </w:p>
@@ -5733,7 +5797,7 @@
                     <pic:cNvPicPr/>
                   </pic:nvPicPr>
                   <pic:blipFill>
-                    <a:blip r:embed="rId38">
+                    <a:blip r:embed="rId39">
                       <a:extLst>
                         <a:ext uri="{28A0092B-C50C-407E-A947-70E740481C1C}">
                           <a14:useLocalDpi xmlns:a14="http://schemas.microsoft.com/office/drawing/2010/main" val="0"/>
@@ -5861,6 +5925,7 @@
         </w:tabs>
       </w:pPr>
       <w:r>
+        <w:lastRenderedPageBreak/>
         <w:t xml:space="preserve">SQ034: </w:t>
       </w:r>
       <w:r>
@@ -5895,7 +5960,7 @@
                     </pic:cNvPicPr>
                   </pic:nvPicPr>
                   <pic:blipFill>
-                    <a:blip r:embed="rId39">
+                    <a:blip r:embed="rId40">
                       <a:extLst>
                         <a:ext uri="{28A0092B-C50C-407E-A947-70E740481C1C}">
                           <a14:useLocalDpi xmlns:a14="http://schemas.microsoft.com/office/drawing/2010/main" val="0"/>
@@ -5944,23 +6009,23 @@
         </w:tabs>
       </w:pPr>
       <w:r>
+        <w:t xml:space="preserve">SQ035: </w:t>
+      </w:r>
+      <w:r>
+        <w:t>Generate Invoices for Tenants</w:t>
+      </w:r>
+    </w:p>
+    <w:p>
+      <w:pPr>
+        <w:tabs>
+          <w:tab w:val="left" w:pos="1089"/>
+        </w:tabs>
+      </w:pPr>
+      <w:r>
+        <w:rPr>
+          <w:noProof/>
+        </w:rPr>
         <w:lastRenderedPageBreak/>
-        <w:t xml:space="preserve">SQ035: </w:t>
-      </w:r>
-      <w:r>
-        <w:t>Generate Invoices for Tenants</w:t>
-      </w:r>
-    </w:p>
-    <w:p>
-      <w:pPr>
-        <w:tabs>
-          <w:tab w:val="left" w:pos="1089"/>
-        </w:tabs>
-      </w:pPr>
-      <w:r>
-        <w:rPr>
-          <w:noProof/>
-        </w:rPr>
         <w:drawing>
           <wp:inline distT="0" distB="0" distL="0" distR="0" wp14:anchorId="4038B25C" wp14:editId="5A1F4145">
             <wp:extent cx="5867400" cy="6959600"/>
@@ -5979,7 +6044,7 @@
                     </pic:cNvPicPr>
                   </pic:nvPicPr>
                   <pic:blipFill>
-                    <a:blip r:embed="rId40">
+                    <a:blip r:embed="rId41">
                       <a:extLst>
                         <a:ext uri="{28A0092B-C50C-407E-A947-70E740481C1C}">
                           <a14:useLocalDpi xmlns:a14="http://schemas.microsoft.com/office/drawing/2010/main" val="0"/>
@@ -6042,23 +6107,23 @@
         </w:tabs>
       </w:pPr>
       <w:r>
+        <w:t xml:space="preserve">SQ036: </w:t>
+      </w:r>
+      <w:r>
+        <w:t>Track Overdue Payments and Outstanding Balances</w:t>
+      </w:r>
+    </w:p>
+    <w:p>
+      <w:pPr>
+        <w:tabs>
+          <w:tab w:val="left" w:pos="1089"/>
+        </w:tabs>
+      </w:pPr>
+      <w:r>
+        <w:rPr>
+          <w:noProof/>
+        </w:rPr>
         <w:lastRenderedPageBreak/>
-        <w:t xml:space="preserve">SQ036: </w:t>
-      </w:r>
-      <w:r>
-        <w:t>Track Overdue Payments and Outstanding Balances</w:t>
-      </w:r>
-    </w:p>
-    <w:p>
-      <w:pPr>
-        <w:tabs>
-          <w:tab w:val="left" w:pos="1089"/>
-        </w:tabs>
-      </w:pPr>
-      <w:r>
-        <w:rPr>
-          <w:noProof/>
-        </w:rPr>
         <w:drawing>
           <wp:inline distT="0" distB="0" distL="0" distR="0" wp14:anchorId="202940AA" wp14:editId="69A288CE">
             <wp:extent cx="4540250" cy="5765800"/>
@@ -6077,7 +6142,7 @@
                     </pic:cNvPicPr>
                   </pic:nvPicPr>
                   <pic:blipFill>
-                    <a:blip r:embed="rId41">
+                    <a:blip r:embed="rId42">
                       <a:extLst>
                         <a:ext uri="{28A0092B-C50C-407E-A947-70E740481C1C}">
                           <a14:useLocalDpi xmlns:a14="http://schemas.microsoft.com/office/drawing/2010/main" val="0"/>
@@ -6168,23 +6233,23 @@
         </w:tabs>
       </w:pPr>
       <w:r>
+        <w:t xml:space="preserve">SQ037: </w:t>
+      </w:r>
+      <w:r>
+        <w:t>Process Refunds and Manage Security Deposits</w:t>
+      </w:r>
+    </w:p>
+    <w:p>
+      <w:pPr>
+        <w:tabs>
+          <w:tab w:val="left" w:pos="1089"/>
+        </w:tabs>
+      </w:pPr>
+      <w:r>
+        <w:rPr>
+          <w:noProof/>
+        </w:rPr>
         <w:lastRenderedPageBreak/>
-        <w:t xml:space="preserve">SQ037: </w:t>
-      </w:r>
-      <w:r>
-        <w:t>Process Refunds and Manage Security Deposits</w:t>
-      </w:r>
-    </w:p>
-    <w:p>
-      <w:pPr>
-        <w:tabs>
-          <w:tab w:val="left" w:pos="1089"/>
-        </w:tabs>
-      </w:pPr>
-      <w:r>
-        <w:rPr>
-          <w:noProof/>
-        </w:rPr>
         <w:drawing>
           <wp:inline distT="0" distB="0" distL="0" distR="0" wp14:anchorId="68F4B8CC" wp14:editId="06D2CA21">
             <wp:extent cx="5943600" cy="5462270"/>
@@ -6203,7 +6268,7 @@
                     </pic:cNvPicPr>
                   </pic:nvPicPr>
                   <pic:blipFill>
-                    <a:blip r:embed="rId42">
+                    <a:blip r:embed="rId43">
                       <a:extLst>
                         <a:ext uri="{28A0092B-C50C-407E-A947-70E740481C1C}">
                           <a14:useLocalDpi xmlns:a14="http://schemas.microsoft.com/office/drawing/2010/main" val="0"/>
@@ -6287,7 +6352,7 @@
                     <pic:cNvPicPr/>
                   </pic:nvPicPr>
                   <pic:blipFill rotWithShape="1">
-                    <a:blip r:embed="rId43">
+                    <a:blip r:embed="rId44">
                       <a:extLst>
                         <a:ext uri="{28A0092B-C50C-407E-A947-70E740481C1C}">
                           <a14:useLocalDpi xmlns:a14="http://schemas.microsoft.com/office/drawing/2010/main" val="0"/>
@@ -6417,7 +6482,7 @@
                     <pic:cNvPicPr/>
                   </pic:nvPicPr>
                   <pic:blipFill rotWithShape="1">
-                    <a:blip r:embed="rId44">
+                    <a:blip r:embed="rId45">
                       <a:extLst>
                         <a:ext uri="{28A0092B-C50C-407E-A947-70E740481C1C}">
                           <a14:useLocalDpi xmlns:a14="http://schemas.microsoft.com/office/drawing/2010/main" val="0"/>
@@ -6541,7 +6606,7 @@
                     <pic:cNvPicPr/>
                   </pic:nvPicPr>
                   <pic:blipFill rotWithShape="1">
-                    <a:blip r:embed="rId45">
+                    <a:blip r:embed="rId46">
                       <a:extLst>
                         <a:ext uri="{28A0092B-C50C-407E-A947-70E740481C1C}">
                           <a14:useLocalDpi xmlns:a14="http://schemas.microsoft.com/office/drawing/2010/main" val="0"/>
@@ -6659,7 +6724,7 @@
                     <pic:cNvPicPr/>
                   </pic:nvPicPr>
                   <pic:blipFill rotWithShape="1">
-                    <a:blip r:embed="rId46">
+                    <a:blip r:embed="rId47">
                       <a:extLst>
                         <a:ext uri="{28A0092B-C50C-407E-A947-70E740481C1C}">
                           <a14:useLocalDpi xmlns:a14="http://schemas.microsoft.com/office/drawing/2010/main" val="0"/>
